--- a/klagomålsmail/Norrbytorps naturreservat FSC-klagomål mail.docx
+++ b/klagomålsmail/Norrbytorps naturreservat FSC-klagomål mail.docx
@@ -11,7 +11,7 @@
     </w:p>
     <w:p>
       <w:r>
-        <w:t>Vi vill informera om att det i och inom 25 meter från avverkningsanmälan Norrbytorps naturreservat i Haninge kommun har hittats 101 naturvårdsarter varav 56 är rödlistade.</w:t>
+        <w:t>Vi vill informera om att det i och inom 25 meter från avverkningsanmälan Norrbytorps naturreservat i Haninge kommun har hittats 109 naturvårdsarter varav 58 är rödlistade.</w:t>
       </w:r>
     </w:p>
     <w:p>

--- a/klagomålsmail/Norrbytorps naturreservat FSC-klagomål mail.docx
+++ b/klagomålsmail/Norrbytorps naturreservat FSC-klagomål mail.docx
@@ -11,7 +11,7 @@
     </w:p>
     <w:p>
       <w:r>
-        <w:t>Vi vill informera om att det i och inom 25 meter från avverkningsanmälan Norrbytorps naturreservat i Haninge kommun har hittats 109 naturvårdsarter varav 58 är rödlistade.</w:t>
+        <w:t>Vi vill informera om att det i och inom 25 meter från avverkningsanmälan Norrbytorps naturreservat i Haninge kommun har hittats 110 naturvårdsarter varav 58 är rödlistade.</w:t>
       </w:r>
     </w:p>
     <w:p>

--- a/klagomålsmail/Norrbytorps naturreservat FSC-klagomål mail.docx
+++ b/klagomålsmail/Norrbytorps naturreservat FSC-klagomål mail.docx
@@ -11,7 +11,7 @@
     </w:p>
     <w:p>
       <w:r>
-        <w:t>Vi vill informera om att det i och inom 25 meter från avverkningsanmälan Norrbytorps naturreservat i Haninge kommun har hittats 110 naturvårdsarter varav 58 är rödlistade.</w:t>
+        <w:t>Vi vill informera om att det i och inom 25 meter från avverkningsanmälan Norrbytorps naturreservat i Haninge kommun har hittats 111 naturvårdsarter varav 58 är rödlistade.</w:t>
       </w:r>
     </w:p>
     <w:p>

--- a/klagomålsmail/Norrbytorps naturreservat FSC-klagomål mail.docx
+++ b/klagomålsmail/Norrbytorps naturreservat FSC-klagomål mail.docx
@@ -11,7 +11,7 @@
     </w:p>
     <w:p>
       <w:r>
-        <w:t>Vi vill informera om att det i och inom 25 meter från avverkningsanmälan Norrbytorps naturreservat i Haninge kommun har hittats 111 naturvårdsarter varav 58 är rödlistade.</w:t>
+        <w:t>Vi vill informera om att det i och inom 25 meter från avverkningsanmälan Norrbytorps naturreservat i Haninge kommun har hittats 113 naturvårdsarter varav 59 är rödlistade.</w:t>
       </w:r>
     </w:p>
     <w:p>

--- a/klagomålsmail/Norrbytorps naturreservat FSC-klagomål mail.docx
+++ b/klagomålsmail/Norrbytorps naturreservat FSC-klagomål mail.docx
@@ -11,7 +11,7 @@
     </w:p>
     <w:p>
       <w:r>
-        <w:t>Vi vill informera om att det i och inom 25 meter från avverkningsanmälan Norrbytorps naturreservat i Haninge kommun har hittats 113 naturvårdsarter varav 59 är rödlistade.</w:t>
+        <w:t>Vi vill informera om att det i och inom 25 meter från avverkningsanmälan Norrbytorps naturreservat i Haninge kommun har hittats 114 naturvårdsarter varav 59 är rödlistade.</w:t>
       </w:r>
     </w:p>
     <w:p>

--- a/klagomålsmail/Norrbytorps naturreservat FSC-klagomål mail.docx
+++ b/klagomålsmail/Norrbytorps naturreservat FSC-klagomål mail.docx
@@ -11,7 +11,7 @@
     </w:p>
     <w:p>
       <w:r>
-        <w:t>Vi vill informera om att det i och inom 25 meter från avverkningsanmälan Norrbytorps naturreservat i Haninge kommun har hittats 114 naturvårdsarter varav 59 är rödlistade.</w:t>
+        <w:t>Vi vill informera om att det i och inom 25 meter från avverkningsanmälan Norrbytorps naturreservat i Haninge kommun har hittats 113 naturvårdsarter varav 59 är rödlistade.</w:t>
       </w:r>
     </w:p>
     <w:p>

--- a/klagomålsmail/Norrbytorps naturreservat FSC-klagomål mail.docx
+++ b/klagomålsmail/Norrbytorps naturreservat FSC-klagomål mail.docx
@@ -11,7 +11,7 @@
     </w:p>
     <w:p>
       <w:r>
-        <w:t>Vi vill informera om att det i och inom 25 meter från avverkningsanmälan Norrbytorps naturreservat i Haninge kommun har hittats 114 naturvårdsarter varav 59 är rödlistade.</w:t>
+        <w:t>Vi vill informera om att det i och inom 25 meter från avverkningsanmälan Norrbytorps naturreservat i Haninge kommun har hittats 115 naturvårdsarter varav 60 är rödlistade.</w:t>
       </w:r>
     </w:p>
     <w:p>
